--- a/9.docx
+++ b/9.docx
@@ -145,23 +145,7 @@
           <w:sz w:val="28"/>
           <w:szCs w:val="28"/>
         </w:rPr>
-        <w:t xml:space="preserve"> На тему «</w:t>
-      </w:r>
-      <w:proofErr w:type="spellStart"/>
-      <w:r>
-        <w:rPr>
-          <w:sz w:val="28"/>
-          <w:szCs w:val="28"/>
-        </w:rPr>
-        <w:t>GitHub</w:t>
-      </w:r>
-      <w:proofErr w:type="spellEnd"/>
-      <w:r>
-        <w:rPr>
-          <w:sz w:val="28"/>
-          <w:szCs w:val="28"/>
-        </w:rPr>
-        <w:t xml:space="preserve">. Совместная работа» </w:t>
+        <w:t xml:space="preserve"> На тему «GitHub. Совместная работа» </w:t>
       </w:r>
     </w:p>
     <w:p>
@@ -260,21 +244,12 @@
           <w:szCs w:val="28"/>
         </w:rPr>
       </w:pPr>
-      <w:proofErr w:type="spellStart"/>
-      <w:r>
-        <w:rPr>
-          <w:sz w:val="28"/>
-          <w:szCs w:val="28"/>
-        </w:rPr>
-        <w:t>Градсков</w:t>
-      </w:r>
-      <w:proofErr w:type="spellEnd"/>
-      <w:r>
-        <w:rPr>
-          <w:sz w:val="28"/>
-          <w:szCs w:val="28"/>
-        </w:rPr>
-        <w:t xml:space="preserve"> А. Д.</w:t>
+      <w:r>
+        <w:rPr>
+          <w:sz w:val="28"/>
+          <w:szCs w:val="28"/>
+        </w:rPr>
+        <w:t>Градсков А. Д.</w:t>
       </w:r>
     </w:p>
     <w:p>
@@ -381,23 +356,7 @@
           <w:sz w:val="28"/>
           <w:szCs w:val="28"/>
         </w:rPr>
-        <w:t xml:space="preserve">научиться работать с веб-сервисом для хостинга проектов и их совместной разработки </w:t>
-      </w:r>
-      <w:proofErr w:type="spellStart"/>
-      <w:r>
-        <w:rPr>
-          <w:sz w:val="28"/>
-          <w:szCs w:val="28"/>
-        </w:rPr>
-        <w:t>GitHub</w:t>
-      </w:r>
-      <w:proofErr w:type="spellEnd"/>
-      <w:r>
-        <w:rPr>
-          <w:sz w:val="28"/>
-          <w:szCs w:val="28"/>
-        </w:rPr>
-        <w:t xml:space="preserve">. Создать свой публичный репозиторий. </w:t>
+        <w:t xml:space="preserve">научиться работать с веб-сервисом для хостинга проектов и их совместной разработки GitHub. Создать свой публичный репозиторий. </w:t>
       </w:r>
     </w:p>
     <w:p>
@@ -729,23 +688,7 @@
           <w:sz w:val="28"/>
           <w:szCs w:val="28"/>
         </w:rPr>
-        <w:t xml:space="preserve">Создали в своей учетной записи новый публичный репозиторий </w:t>
-      </w:r>
-      <w:proofErr w:type="spellStart"/>
-      <w:r>
-        <w:rPr>
-          <w:sz w:val="28"/>
-          <w:szCs w:val="28"/>
-        </w:rPr>
-        <w:t>FinalWork</w:t>
-      </w:r>
-      <w:proofErr w:type="spellEnd"/>
-      <w:r>
-        <w:rPr>
-          <w:sz w:val="28"/>
-          <w:szCs w:val="28"/>
-        </w:rPr>
-        <w:t xml:space="preserve"> и добавили к этому репозиторию соавторов. </w:t>
+        <w:t xml:space="preserve">Создали в своей учетной записи новый публичный репозиторий FinalWork и добавили к этому репозиторию соавторов. </w:t>
       </w:r>
     </w:p>
     <w:p>
@@ -1183,23 +1126,7 @@
           <w:color w:val="000000"/>
           <w:sz w:val="28"/>
         </w:rPr>
-        <w:t xml:space="preserve">Отправили обновленную ветку </w:t>
-      </w:r>
-      <w:proofErr w:type="spellStart"/>
-      <w:r>
-        <w:rPr>
-          <w:color w:val="000000"/>
-          <w:sz w:val="28"/>
-        </w:rPr>
-        <w:t>main</w:t>
-      </w:r>
-      <w:proofErr w:type="spellEnd"/>
-      <w:r>
-        <w:rPr>
-          <w:color w:val="000000"/>
-          <w:sz w:val="28"/>
-        </w:rPr>
-        <w:t>.</w:t>
+        <w:t>Отправили обновленную ветку main.</w:t>
       </w:r>
     </w:p>
     <w:p>
@@ -1527,23 +1454,7 @@
           <w:color w:val="000000"/>
           <w:sz w:val="28"/>
         </w:rPr>
-        <w:t xml:space="preserve">Отправили ветку на </w:t>
-      </w:r>
-      <w:proofErr w:type="spellStart"/>
-      <w:r>
-        <w:rPr>
-          <w:color w:val="000000"/>
-          <w:sz w:val="28"/>
-        </w:rPr>
-        <w:t>GitHub</w:t>
-      </w:r>
-      <w:proofErr w:type="spellEnd"/>
-      <w:r>
-        <w:rPr>
-          <w:color w:val="000000"/>
-          <w:sz w:val="28"/>
-        </w:rPr>
-        <w:t>.</w:t>
+        <w:t>Отправили ветку на GitHub.</w:t>
       </w:r>
     </w:p>
     <w:p>
@@ -1643,27 +1554,7 @@
           <w:sz w:val="28"/>
           <w:highlight w:val="white"/>
         </w:rPr>
-        <w:t xml:space="preserve">Переключились в ветку </w:t>
-      </w:r>
-      <w:proofErr w:type="spellStart"/>
-      <w:r>
-        <w:rPr>
-          <w:rFonts w:ascii="Segoe UI" w:eastAsia="Segoe UI" w:hAnsi="Segoe UI" w:cs="Segoe UI"/>
-          <w:color w:val="0F1115"/>
-          <w:sz w:val="28"/>
-          <w:highlight w:val="white"/>
-        </w:rPr>
-        <w:t>main</w:t>
-      </w:r>
-      <w:proofErr w:type="spellEnd"/>
-      <w:r>
-        <w:rPr>
-          <w:rFonts w:ascii="Segoe UI" w:eastAsia="Segoe UI" w:hAnsi="Segoe UI" w:cs="Segoe UI"/>
-          <w:color w:val="0F1115"/>
-          <w:sz w:val="28"/>
-          <w:highlight w:val="white"/>
-        </w:rPr>
-        <w:t>, обновили её из удалённого репозитория и начали слияние ветки.</w:t>
+        <w:t>Переключились в ветку main, обновили её из удалённого репозитория и начали слияние ветки.</w:t>
       </w:r>
     </w:p>
     <w:p>
@@ -1804,70 +1695,22 @@
           <w:sz w:val="28"/>
           <w:szCs w:val="28"/>
         </w:rPr>
-        <w:t xml:space="preserve">Зашли на свою почту, которую указывали при регистрации профиля на </w:t>
-      </w:r>
-      <w:proofErr w:type="spellStart"/>
-      <w:r>
-        <w:rPr>
-          <w:sz w:val="28"/>
-          <w:szCs w:val="28"/>
-        </w:rPr>
-        <w:t>GitHub</w:t>
-      </w:r>
-      <w:proofErr w:type="spellEnd"/>
-      <w:r>
-        <w:rPr>
-          <w:sz w:val="28"/>
-          <w:szCs w:val="28"/>
-        </w:rPr>
-        <w:t>, и подтвердили свое участие в совместной работе.</w:t>
-      </w:r>
-    </w:p>
-    <w:p>
-      <w:pPr>
-        <w:rPr>
-          <w:sz w:val="28"/>
-          <w:szCs w:val="28"/>
-        </w:rPr>
-      </w:pPr>
-      <w:r>
-        <w:rPr>
-          <w:sz w:val="28"/>
-          <w:szCs w:val="28"/>
-        </w:rPr>
-        <w:t xml:space="preserve">Создали свой локальный репозиторий, </w:t>
-      </w:r>
-      <w:proofErr w:type="spellStart"/>
-      <w:r>
-        <w:rPr>
-          <w:sz w:val="28"/>
-          <w:szCs w:val="28"/>
-        </w:rPr>
-        <w:t>склонировав</w:t>
-      </w:r>
-      <w:proofErr w:type="spellEnd"/>
-      <w:r>
-        <w:rPr>
-          <w:sz w:val="28"/>
-          <w:szCs w:val="28"/>
-        </w:rPr>
-        <w:t xml:space="preserve"> себе общий репозиторий </w:t>
-      </w:r>
-      <w:proofErr w:type="spellStart"/>
-      <w:r>
-        <w:rPr>
-          <w:sz w:val="28"/>
-          <w:szCs w:val="28"/>
-        </w:rPr>
-        <w:t>FinalWork</w:t>
-      </w:r>
-      <w:proofErr w:type="spellEnd"/>
-      <w:r>
-        <w:rPr>
-          <w:sz w:val="28"/>
-          <w:szCs w:val="28"/>
-        </w:rPr>
-        <w:t>.</w:t>
+        <w:t>Зашли на свою почту, которую указывали при регистрации профиля на GitHub, и подтвердили свое участие в совместной работе.</w:t>
+      </w:r>
+    </w:p>
+    <w:p>
+      <w:pPr>
+        <w:rPr>
+          <w:sz w:val="28"/>
+          <w:szCs w:val="28"/>
+        </w:rPr>
+      </w:pPr>
+      <w:r>
+        <w:rPr>
+          <w:sz w:val="28"/>
+          <w:szCs w:val="28"/>
+        </w:rPr>
+        <w:t>Создали свой локальный репозиторий, склонировав себе общий репозиторий FinalWork.</w:t>
       </w:r>
     </w:p>
     <w:p>
@@ -2217,35 +2060,19 @@
         </w:pBdr>
         <w:shd w:val="clear" w:color="FFFFFF" w:fill="FFFFFF"/>
         <w:spacing w:before="480" w:after="240" w:line="450" w:lineRule="atLeast"/>
+        <w:rPr>
+          <w:sz w:val="28"/>
+        </w:rPr>
       </w:pPr>
       <w:r>
         <w:rPr>
           <w:rFonts w:ascii="Liberation Sans" w:eastAsia="Liberation Sans" w:hAnsi="Liberation Sans" w:cs="Liberation Sans"/>
           <w:b w:val="0"/>
           <w:color w:val="0F1115"/>
-        </w:rPr>
-        <w:t xml:space="preserve">Слияние с </w:t>
-      </w:r>
-      <w:proofErr w:type="gramStart"/>
-      <w:r>
-        <w:rPr>
-          <w:rFonts w:ascii="Liberation Sans" w:eastAsia="Liberation Sans" w:hAnsi="Liberation Sans" w:cs="Liberation Sans"/>
-          <w:b w:val="0"/>
-          <w:color w:val="0F1115"/>
-        </w:rPr>
-        <w:t>веткой  </w:t>
-      </w:r>
-      <w:proofErr w:type="spellStart"/>
-      <w:r>
-        <w:rPr>
-          <w:rFonts w:ascii="Liberation Sans" w:eastAsia="Liberation Sans" w:hAnsi="Liberation Sans" w:cs="Liberation Sans"/>
-          <w:b w:val="0"/>
-          <w:color w:val="0F1115"/>
-        </w:rPr>
-        <w:t>main</w:t>
-      </w:r>
-      <w:proofErr w:type="spellEnd"/>
-      <w:proofErr w:type="gramEnd"/>
+          <w:sz w:val="28"/>
+        </w:rPr>
+        <w:t>Слияние с веткой  main</w:t>
+      </w:r>
     </w:p>
     <w:p>
       <w:pPr>
@@ -2419,25 +2246,7 @@
           <w:sz w:val="28"/>
           <w:szCs w:val="28"/>
         </w:rPr>
-        <w:t xml:space="preserve">Зашли на свою почту, которую указывали при регистрации профиля на </w:t>
-      </w:r>
-      <w:proofErr w:type="spellStart"/>
-      <w:r>
-        <w:rPr>
-          <w:color w:val="000000"/>
-          <w:sz w:val="28"/>
-          <w:szCs w:val="28"/>
-        </w:rPr>
-        <w:t>GitHub</w:t>
-      </w:r>
-      <w:proofErr w:type="spellEnd"/>
-      <w:r>
-        <w:rPr>
-          <w:color w:val="000000"/>
-          <w:sz w:val="28"/>
-          <w:szCs w:val="28"/>
-        </w:rPr>
-        <w:t>, и подтвердили свое участие в совместной работе</w:t>
+        <w:t>Зашли на свою почту, которую указывали при регистрации профиля на GitHub, и подтвердили свое участие в совместной работе</w:t>
       </w:r>
     </w:p>
     <w:p>
@@ -2459,43 +2268,7 @@
           <w:sz w:val="28"/>
           <w:szCs w:val="28"/>
         </w:rPr>
-        <w:t xml:space="preserve">Создали свой локальный репозиторий, </w:t>
-      </w:r>
-      <w:proofErr w:type="spellStart"/>
-      <w:r>
-        <w:rPr>
-          <w:color w:val="000000"/>
-          <w:sz w:val="28"/>
-          <w:szCs w:val="28"/>
-        </w:rPr>
-        <w:t>склонировав</w:t>
-      </w:r>
-      <w:proofErr w:type="spellEnd"/>
-      <w:r>
-        <w:rPr>
-          <w:color w:val="000000"/>
-          <w:sz w:val="28"/>
-          <w:szCs w:val="28"/>
-        </w:rPr>
-        <w:t xml:space="preserve"> себе общий репозиторий </w:t>
-      </w:r>
-      <w:proofErr w:type="spellStart"/>
-      <w:r>
-        <w:rPr>
-          <w:color w:val="000000"/>
-          <w:sz w:val="28"/>
-          <w:szCs w:val="28"/>
-        </w:rPr>
-        <w:t>FinalWork</w:t>
-      </w:r>
-      <w:proofErr w:type="spellEnd"/>
-      <w:r>
-        <w:rPr>
-          <w:color w:val="000000"/>
-          <w:sz w:val="28"/>
-          <w:szCs w:val="28"/>
-        </w:rPr>
-        <w:t xml:space="preserve"> </w:t>
+        <w:t xml:space="preserve">Создали свой локальный репозиторий, склонировав себе общий репозиторий FinalWork </w:t>
       </w:r>
     </w:p>
     <w:p>
@@ -2562,25 +2335,7 @@
           <w:sz w:val="28"/>
           <w:szCs w:val="28"/>
         </w:rPr>
-        <w:t xml:space="preserve">Переключились на </w:t>
-      </w:r>
-      <w:proofErr w:type="spellStart"/>
-      <w:r>
-        <w:rPr>
-          <w:color w:val="0F1115"/>
-          <w:sz w:val="28"/>
-          <w:szCs w:val="28"/>
-        </w:rPr>
-        <w:t>main</w:t>
-      </w:r>
-      <w:proofErr w:type="spellEnd"/>
-      <w:r>
-        <w:rPr>
-          <w:color w:val="0F1115"/>
-          <w:sz w:val="28"/>
-          <w:szCs w:val="28"/>
-        </w:rPr>
-        <w:t> и обновили его</w:t>
+        <w:t>Переключились на main и обновили его</w:t>
       </w:r>
     </w:p>
     <w:p>
@@ -2708,6 +2463,7 @@
         <w:rPr>
           <w:rFonts w:eastAsia="Liberation Sans"/>
           <w:color w:val="0F1115"/>
+          <w:sz w:val="28"/>
         </w:rPr>
       </w:pPr>
       <w:r>
@@ -2715,6 +2471,7 @@
           <w:rFonts w:ascii="Liberation Sans" w:eastAsia="Liberation Sans" w:hAnsi="Liberation Sans" w:cs="Liberation Sans"/>
           <w:b w:val="0"/>
           <w:color w:val="0F1115"/>
+          <w:sz w:val="28"/>
         </w:rPr>
         <w:lastRenderedPageBreak/>
         <w:t>Внесли изменения в код:</w:t>
@@ -2731,12 +2488,16 @@
         </w:pBdr>
         <w:shd w:val="clear" w:color="FFFFFF" w:fill="FFFFFF"/>
         <w:spacing w:before="480" w:after="240" w:line="450" w:lineRule="atLeast"/>
+        <w:rPr>
+          <w:sz w:val="28"/>
+        </w:rPr>
       </w:pPr>
       <w:r>
         <w:rPr>
           <w:rFonts w:ascii="Liberation Sans" w:eastAsia="Liberation Sans" w:hAnsi="Liberation Sans" w:cs="Liberation Sans"/>
           <w:b w:val="0"/>
           <w:color w:val="0F1115"/>
+          <w:sz w:val="28"/>
         </w:rPr>
         <w:t>Добавили</w:t>
       </w:r>
@@ -2745,6 +2506,7 @@
           <w:rFonts w:ascii="Liberation Sans" w:eastAsia="Liberation Sans" w:hAnsi="Liberation Sans" w:cs="Liberation Sans"/>
           <w:b w:val="0"/>
           <w:color w:val="000000"/>
+          <w:sz w:val="28"/>
         </w:rPr>
         <w:t xml:space="preserve"> комментарий, поясняющий строку с условным выражением</w:t>
       </w:r>
@@ -2762,12 +2524,14 @@
         <w:spacing w:before="480" w:after="240" w:line="450" w:lineRule="atLeast"/>
         <w:rPr>
           <w:color w:val="0F1115"/>
+          <w:sz w:val="28"/>
         </w:rPr>
       </w:pPr>
       <w:r>
         <w:rPr>
           <w:rFonts w:eastAsia="Liberation Sans"/>
           <w:noProof/>
+          <w:sz w:val="28"/>
         </w:rPr>
         <w:drawing>
           <wp:inline distT="0" distB="0" distL="0" distR="0" wp14:anchorId="53F461B8" wp14:editId="19BD2045">
@@ -2817,12 +2581,16 @@
         </w:pBdr>
         <w:shd w:val="clear" w:color="FFFFFF" w:fill="FFFFFF"/>
         <w:spacing w:before="480" w:after="240" w:line="450" w:lineRule="atLeast"/>
+        <w:rPr>
+          <w:sz w:val="28"/>
+        </w:rPr>
       </w:pPr>
       <w:r>
         <w:rPr>
           <w:rFonts w:ascii="Liberation Sans" w:eastAsia="Liberation Sans" w:hAnsi="Liberation Sans" w:cs="Liberation Sans"/>
           <w:b w:val="0"/>
           <w:color w:val="0F1115"/>
+          <w:sz w:val="28"/>
         </w:rPr>
         <w:t>Создали файл отчёта 3.docx</w:t>
       </w:r>
@@ -2840,12 +2608,14 @@
         <w:spacing w:before="480" w:after="240" w:line="450" w:lineRule="atLeast"/>
         <w:rPr>
           <w:color w:val="0F1115"/>
+          <w:sz w:val="28"/>
         </w:rPr>
       </w:pPr>
       <w:r>
         <w:rPr>
           <w:rFonts w:eastAsia="Liberation Sans"/>
           <w:noProof/>
+          <w:sz w:val="28"/>
         </w:rPr>
         <w:drawing>
           <wp:inline distT="0" distB="0" distL="0" distR="0" wp14:anchorId="31410EE2" wp14:editId="27E4B212">
@@ -2897,6 +2667,7 @@
         <w:spacing w:before="480" w:after="240" w:line="450" w:lineRule="atLeast"/>
         <w:rPr>
           <w:color w:val="0F1115"/>
+          <w:sz w:val="28"/>
         </w:rPr>
       </w:pPr>
     </w:p>
@@ -2913,6 +2684,7 @@
         <w:spacing w:before="480" w:after="240" w:line="450" w:lineRule="atLeast"/>
         <w:rPr>
           <w:color w:val="0F1115"/>
+          <w:sz w:val="28"/>
         </w:rPr>
       </w:pPr>
       <w:r>
@@ -2920,6 +2692,7 @@
           <w:rFonts w:ascii="Liberation Sans" w:eastAsia="Liberation Sans" w:hAnsi="Liberation Sans" w:cs="Liberation Sans"/>
           <w:b w:val="0"/>
           <w:color w:val="0F1115"/>
+          <w:sz w:val="28"/>
         </w:rPr>
         <w:t>Зафиксировали файл отчёта</w:t>
       </w:r>
@@ -2986,25 +2759,19 @@
         </w:pBdr>
         <w:shd w:val="clear" w:color="FFFFFF" w:fill="FFFFFF"/>
         <w:spacing w:before="480" w:after="240" w:line="450" w:lineRule="atLeast"/>
+        <w:rPr>
+          <w:sz w:val="28"/>
+        </w:rPr>
       </w:pPr>
       <w:r>
         <w:rPr>
           <w:rFonts w:ascii="Liberation Sans" w:eastAsia="Liberation Sans" w:hAnsi="Liberation Sans" w:cs="Liberation Sans"/>
           <w:b w:val="0"/>
           <w:color w:val="0F1115"/>
-        </w:rPr>
-        <w:t xml:space="preserve">Отправили ветку на </w:t>
-      </w:r>
-      <w:proofErr w:type="spellStart"/>
-      <w:r>
-        <w:rPr>
-          <w:rFonts w:ascii="Liberation Sans" w:eastAsia="Liberation Sans" w:hAnsi="Liberation Sans" w:cs="Liberation Sans"/>
-          <w:b w:val="0"/>
-          <w:color w:val="0F1115"/>
-        </w:rPr>
-        <w:t>GitHub</w:t>
-      </w:r>
-      <w:proofErr w:type="spellEnd"/>
+          <w:sz w:val="28"/>
+        </w:rPr>
+        <w:t>Отправили ветку на GitHub</w:t>
+      </w:r>
     </w:p>
     <w:p>
       <w:pPr>
@@ -3073,29 +2840,10 @@
           <w:rFonts w:ascii="Liberation Sans" w:eastAsia="Liberation Sans" w:hAnsi="Liberation Sans" w:cs="Liberation Sans"/>
           <w:b w:val="0"/>
           <w:color w:val="0F1115"/>
-        </w:rPr>
-        <w:t xml:space="preserve">Слияние с </w:t>
-      </w:r>
-      <w:proofErr w:type="gramStart"/>
-      <w:r>
-        <w:rPr>
-          <w:rFonts w:ascii="Liberation Sans" w:eastAsia="Liberation Sans" w:hAnsi="Liberation Sans" w:cs="Liberation Sans"/>
-          <w:b w:val="0"/>
-          <w:color w:val="0F1115"/>
-        </w:rPr>
-        <w:t>веткой  </w:t>
-      </w:r>
-      <w:proofErr w:type="spellStart"/>
-      <w:r>
-        <w:rPr>
-          <w:rFonts w:ascii="Liberation Sans" w:eastAsia="Liberation Sans" w:hAnsi="Liberation Sans" w:cs="Liberation Sans"/>
-          <w:b w:val="0"/>
-          <w:color w:val="0F1115"/>
-        </w:rPr>
-        <w:t>main</w:t>
-      </w:r>
-      <w:proofErr w:type="spellEnd"/>
-      <w:proofErr w:type="gramEnd"/>
+          <w:sz w:val="28"/>
+        </w:rPr>
+        <w:t>Слияние с веткой  main</w:t>
+      </w:r>
     </w:p>
     <w:p>
       <w:pPr>
@@ -3150,12 +2898,165 @@
     <w:p>
       <w:pPr>
         <w:rPr>
+          <w:sz w:val="28"/>
+          <w:szCs w:val="28"/>
+        </w:rPr>
+      </w:pPr>
+      <w:r>
+        <w:rPr>
+          <w:sz w:val="28"/>
+          <w:szCs w:val="28"/>
+          <w:u w:val="single"/>
+        </w:rPr>
+        <w:t>1 студент</w:t>
+      </w:r>
+    </w:p>
+    <w:p>
+      <w:pPr>
+        <w:rPr>
+          <w:sz w:val="28"/>
+          <w:szCs w:val="28"/>
+        </w:rPr>
+      </w:pPr>
+      <w:r>
+        <w:rPr>
+          <w:sz w:val="28"/>
+          <w:szCs w:val="28"/>
+        </w:rPr>
+        <w:lastRenderedPageBreak/>
+        <w:t>Получили все добавленные изменения в свой локальный репозиторий.</w:t>
+      </w:r>
+      <w:r>
+        <w:rPr>
+          <w:sz w:val="28"/>
+          <w:szCs w:val="28"/>
+        </w:rPr>
+        <w:br/>
+        <w:t> </w:t>
+      </w:r>
+      <w:r>
+        <w:rPr>
+          <w:sz w:val="28"/>
+          <w:szCs w:val="28"/>
+        </w:rPr>
+        <w:drawing>
+          <wp:inline distT="0" distB="0" distL="0" distR="0" wp14:anchorId="1FD85DD2" wp14:editId="4D6363B5">
+            <wp:extent cx="5940425" cy="1744345"/>
+            <wp:effectExtent l="0" t="0" r="3175" b="8255"/>
+            <wp:docPr id="1469347602" name="Рисунок 4"/>
+            <wp:cNvGraphicFramePr>
+              <a:graphicFrameLocks xmlns:a="http://schemas.openxmlformats.org/drawingml/2006/main" noChangeAspect="1"/>
+            </wp:cNvGraphicFramePr>
+            <a:graphic xmlns:a="http://schemas.openxmlformats.org/drawingml/2006/main">
+              <a:graphicData uri="http://schemas.openxmlformats.org/drawingml/2006/picture">
+                <pic:pic xmlns:pic="http://schemas.openxmlformats.org/drawingml/2006/picture">
+                  <pic:nvPicPr>
+                    <pic:cNvPr id="0" name="Picture 16"/>
+                    <pic:cNvPicPr>
+                      <a:picLocks noChangeAspect="1" noChangeArrowheads="1"/>
+                    </pic:cNvPicPr>
+                  </pic:nvPicPr>
+                  <pic:blipFill>
+                    <a:blip r:embed="rId37">
+                      <a:extLst>
+                        <a:ext uri="{28A0092B-C50C-407E-A947-70E740481C1C}">
+                          <a14:useLocalDpi xmlns:a14="http://schemas.microsoft.com/office/drawing/2010/main" val="0"/>
+                        </a:ext>
+                      </a:extLst>
+                    </a:blip>
+                    <a:srcRect/>
+                    <a:stretch>
+                      <a:fillRect/>
+                    </a:stretch>
+                  </pic:blipFill>
+                  <pic:spPr bwMode="auto">
+                    <a:xfrm>
+                      <a:off x="0" y="0"/>
+                      <a:ext cx="5940425" cy="1744345"/>
+                    </a:xfrm>
+                    <a:prstGeom prst="rect">
+                      <a:avLst/>
+                    </a:prstGeom>
+                    <a:noFill/>
+                    <a:ln>
+                      <a:noFill/>
+                    </a:ln>
+                  </pic:spPr>
+                </pic:pic>
+              </a:graphicData>
+            </a:graphic>
+          </wp:inline>
+        </w:drawing>
+      </w:r>
+    </w:p>
+    <w:p>
+      <w:pPr>
+        <w:rPr>
+          <w:sz w:val="28"/>
+          <w:szCs w:val="28"/>
+        </w:rPr>
+      </w:pPr>
+      <w:r>
+        <w:rPr>
+          <w:sz w:val="28"/>
+          <w:szCs w:val="28"/>
+        </w:rPr>
+        <w:t>Оформили отчет (добавили в него описание действий, используя информацию из файлов)</w:t>
+      </w:r>
+    </w:p>
+    <w:p>
+      <w:pPr>
+        <w:rPr>
+          <w:sz w:val="28"/>
+          <w:szCs w:val="28"/>
+        </w:rPr>
+      </w:pPr>
+      <w:r>
+        <w:rPr>
+          <w:sz w:val="28"/>
+          <w:szCs w:val="28"/>
+        </w:rPr>
+        <w:t>Добавили ссылку в конце отчета.</w:t>
+      </w:r>
+    </w:p>
+    <w:p>
+      <w:pPr>
+        <w:rPr>
+          <w:sz w:val="28"/>
+          <w:szCs w:val="28"/>
+        </w:rPr>
+      </w:pPr>
+      <w:r>
+        <w:rPr>
+          <w:sz w:val="28"/>
+          <w:szCs w:val="28"/>
+        </w:rPr>
+        <w:t>Зафиксировали изменения.</w:t>
+      </w:r>
+    </w:p>
+    <w:p>
+      <w:pPr>
+        <w:rPr>
+          <w:sz w:val="28"/>
+          <w:szCs w:val="28"/>
+        </w:rPr>
+      </w:pPr>
+      <w:r>
+        <w:rPr>
           <w:b/>
           <w:bCs/>
           <w:sz w:val="28"/>
           <w:szCs w:val="28"/>
         </w:rPr>
-      </w:pPr>
+        <w:t>Вывод:</w:t>
+      </w:r>
+      <w:r>
+        <w:rPr>
+          <w:sz w:val="28"/>
+          <w:szCs w:val="28"/>
+        </w:rPr>
+        <w:t xml:space="preserve"> в ходе лабораторной работы мы</w:t>
+      </w:r>
       <w:r>
         <w:rPr>
           <w:b/>
@@ -3163,48 +3064,37 @@
           <w:sz w:val="28"/>
           <w:szCs w:val="28"/>
         </w:rPr>
-        <w:lastRenderedPageBreak/>
-        <w:t>Вывод:</w:t>
-      </w:r>
-      <w:r>
-        <w:rPr>
-          <w:sz w:val="28"/>
-          <w:szCs w:val="28"/>
-        </w:rPr>
-        <w:t xml:space="preserve"> в ходе лабораторной работы мы</w:t>
-      </w:r>
-      <w:r>
+        <w:t xml:space="preserve"> </w:t>
+      </w:r>
+      <w:r>
+        <w:rPr>
+          <w:sz w:val="28"/>
+          <w:szCs w:val="28"/>
+        </w:rPr>
+        <w:t xml:space="preserve">научились работать с веб-сервисом для хостинга проектов и их совместной разработки GitHub, создавать публичный репозиторий. </w:t>
+      </w:r>
+    </w:p>
+    <w:p>
+      <w:pPr>
         <w:rPr>
           <w:b/>
           <w:bCs/>
           <w:sz w:val="28"/>
           <w:szCs w:val="28"/>
         </w:rPr>
-        <w:t xml:space="preserve"> </w:t>
-      </w:r>
-      <w:r>
-        <w:rPr>
-          <w:sz w:val="28"/>
-          <w:szCs w:val="28"/>
-        </w:rPr>
-        <w:t xml:space="preserve">научились работать с веб-сервисом для хостинга проектов и их совместной разработки </w:t>
-      </w:r>
-      <w:proofErr w:type="spellStart"/>
-      <w:r>
-        <w:rPr>
-          <w:sz w:val="28"/>
-          <w:szCs w:val="28"/>
-        </w:rPr>
-        <w:t>GitHub</w:t>
-      </w:r>
-      <w:proofErr w:type="spellEnd"/>
-      <w:r>
-        <w:rPr>
-          <w:sz w:val="28"/>
-          <w:szCs w:val="28"/>
-        </w:rPr>
-        <w:t xml:space="preserve">, создавать публичный репозиторий. </w:t>
-      </w:r>
+      </w:pPr>
+      <w:hyperlink r:id="rId38" w:history="1">
+        <w:r>
+          <w:rPr>
+            <w:rStyle w:val="ac"/>
+            <w:b/>
+            <w:bCs/>
+            <w:sz w:val="28"/>
+            <w:szCs w:val="28"/>
+          </w:rPr>
+          <w:t>https://github.com/snezhana04/FinalWork</w:t>
+        </w:r>
+      </w:hyperlink>
     </w:p>
     <w:p>
       <w:pPr>
@@ -3219,6 +3109,7 @@
         <w:spacing w:before="480" w:after="240" w:line="450" w:lineRule="atLeast"/>
         <w:rPr>
           <w:color w:val="0F1115"/>
+          <w:sz w:val="28"/>
         </w:rPr>
       </w:pPr>
     </w:p>
@@ -3659,7 +3550,7 @@
     <w:pPr>
       <w:keepNext/>
       <w:keepLines/>
-      <w:spacing w:before="360" w:after="80" w:line="240" w:lineRule="auto"/>
+      <w:spacing w:before="360" w:after="80"/>
       <w:ind w:firstLine="709"/>
       <w:jc w:val="both"/>
       <w:outlineLvl w:val="0"/>
@@ -3687,7 +3578,7 @@
     <w:pPr>
       <w:keepNext/>
       <w:keepLines/>
-      <w:spacing w:before="160" w:after="80" w:line="240" w:lineRule="auto"/>
+      <w:spacing w:before="160" w:after="80"/>
       <w:ind w:firstLine="709"/>
       <w:jc w:val="both"/>
       <w:outlineLvl w:val="1"/>
@@ -3713,7 +3604,7 @@
     <w:pPr>
       <w:keepNext/>
       <w:keepLines/>
-      <w:spacing w:before="160" w:after="80" w:line="240" w:lineRule="auto"/>
+      <w:spacing w:before="160" w:after="80"/>
       <w:ind w:firstLine="709"/>
       <w:jc w:val="both"/>
       <w:outlineLvl w:val="2"/>
@@ -3722,7 +3613,6 @@
       <w:rFonts w:ascii="Arial" w:eastAsiaTheme="majorEastAsia" w:hAnsi="Arial" w:cstheme="majorBidi"/>
       <w:b/>
       <w:color w:val="000000" w:themeColor="text1"/>
-      <w:sz w:val="28"/>
       <w:szCs w:val="28"/>
       <w:lang w:eastAsia="ru-RU"/>
     </w:rPr>
@@ -3739,7 +3629,7 @@
     <w:pPr>
       <w:keepNext/>
       <w:keepLines/>
-      <w:spacing w:before="80" w:after="40" w:line="240" w:lineRule="auto"/>
+      <w:spacing w:before="80" w:after="40"/>
       <w:ind w:firstLine="709"/>
       <w:jc w:val="both"/>
       <w:outlineLvl w:val="3"/>
@@ -3748,7 +3638,6 @@
       <w:rFonts w:ascii="Arial" w:eastAsiaTheme="majorEastAsia" w:hAnsi="Arial" w:cstheme="majorBidi"/>
       <w:iCs/>
       <w:color w:val="000000" w:themeColor="text1"/>
-      <w:sz w:val="28"/>
       <w:szCs w:val="28"/>
       <w:lang w:eastAsia="ru-RU"/>
     </w:rPr>
@@ -3766,14 +3655,12 @@
     <w:pPr>
       <w:keepNext/>
       <w:keepLines/>
-      <w:spacing w:before="80" w:after="40" w:line="240" w:lineRule="auto"/>
+      <w:spacing w:before="80" w:after="40"/>
       <w:outlineLvl w:val="4"/>
     </w:pPr>
     <w:rPr>
       <w:rFonts w:asciiTheme="minorHAnsi" w:eastAsiaTheme="majorEastAsia" w:hAnsiTheme="minorHAnsi" w:cstheme="majorBidi"/>
       <w:color w:val="2E74B5" w:themeColor="accent1" w:themeShade="BF"/>
-      <w:sz w:val="28"/>
-      <w:szCs w:val="22"/>
     </w:rPr>
   </w:style>
   <w:style w:type="paragraph" w:styleId="6">
@@ -3789,7 +3676,7 @@
     <w:pPr>
       <w:keepNext/>
       <w:keepLines/>
-      <w:spacing w:before="40" w:after="0" w:line="240" w:lineRule="auto"/>
+      <w:spacing w:before="40" w:after="0"/>
       <w:outlineLvl w:val="5"/>
     </w:pPr>
     <w:rPr>
@@ -3797,8 +3684,6 @@
       <w:i/>
       <w:iCs/>
       <w:color w:val="595959" w:themeColor="text1" w:themeTint="A6"/>
-      <w:sz w:val="28"/>
-      <w:szCs w:val="22"/>
     </w:rPr>
   </w:style>
   <w:style w:type="paragraph" w:styleId="7">
@@ -3814,14 +3699,12 @@
     <w:pPr>
       <w:keepNext/>
       <w:keepLines/>
-      <w:spacing w:before="40" w:after="0" w:line="240" w:lineRule="auto"/>
+      <w:spacing w:before="40" w:after="0"/>
       <w:outlineLvl w:val="6"/>
     </w:pPr>
     <w:rPr>
       <w:rFonts w:asciiTheme="minorHAnsi" w:eastAsiaTheme="majorEastAsia" w:hAnsiTheme="minorHAnsi" w:cstheme="majorBidi"/>
       <w:color w:val="595959" w:themeColor="text1" w:themeTint="A6"/>
-      <w:sz w:val="28"/>
-      <w:szCs w:val="22"/>
     </w:rPr>
   </w:style>
   <w:style w:type="paragraph" w:styleId="8">
@@ -3837,7 +3720,7 @@
     <w:pPr>
       <w:keepNext/>
       <w:keepLines/>
-      <w:spacing w:after="0" w:line="240" w:lineRule="auto"/>
+      <w:spacing w:after="0"/>
       <w:outlineLvl w:val="7"/>
     </w:pPr>
     <w:rPr>
@@ -3845,8 +3728,6 @@
       <w:i/>
       <w:iCs/>
       <w:color w:val="272727" w:themeColor="text1" w:themeTint="D8"/>
-      <w:sz w:val="28"/>
-      <w:szCs w:val="22"/>
     </w:rPr>
   </w:style>
   <w:style w:type="paragraph" w:styleId="9">
@@ -3862,20 +3743,17 @@
     <w:pPr>
       <w:keepNext/>
       <w:keepLines/>
-      <w:spacing w:after="0" w:line="240" w:lineRule="auto"/>
+      <w:spacing w:after="0"/>
       <w:outlineLvl w:val="8"/>
     </w:pPr>
     <w:rPr>
       <w:rFonts w:asciiTheme="minorHAnsi" w:eastAsiaTheme="majorEastAsia" w:hAnsiTheme="minorHAnsi" w:cstheme="majorBidi"/>
       <w:color w:val="272727" w:themeColor="text1" w:themeTint="D8"/>
-      <w:sz w:val="28"/>
-      <w:szCs w:val="22"/>
     </w:rPr>
   </w:style>
   <w:style w:type="character" w:default="1" w:styleId="a0">
     <w:name w:val="Default Paragraph Font"/>
     <w:uiPriority w:val="1"/>
-    <w:semiHidden/>
     <w:unhideWhenUsed/>
   </w:style>
   <w:style w:type="table" w:default="1" w:styleId="a1">
@@ -4036,7 +3914,7 @@
     <w:qFormat/>
     <w:rsid w:val="006C2AFA"/>
     <w:pPr>
-      <w:spacing w:after="80" w:line="240" w:lineRule="auto"/>
+      <w:spacing w:after="80"/>
       <w:contextualSpacing/>
     </w:pPr>
     <w:rPr>
@@ -4073,13 +3951,11 @@
       <w:numPr>
         <w:ilvl w:val="1"/>
       </w:numPr>
-      <w:spacing w:after="160" w:line="240" w:lineRule="auto"/>
     </w:pPr>
     <w:rPr>
       <w:rFonts w:asciiTheme="minorHAnsi" w:eastAsiaTheme="majorEastAsia" w:hAnsiTheme="minorHAnsi" w:cstheme="majorBidi"/>
       <w:color w:val="595959" w:themeColor="text1" w:themeTint="A6"/>
       <w:spacing w:val="15"/>
-      <w:sz w:val="28"/>
       <w:szCs w:val="28"/>
     </w:rPr>
   </w:style>
@@ -4106,16 +3982,13 @@
     <w:qFormat/>
     <w:rsid w:val="006C2AFA"/>
     <w:pPr>
-      <w:spacing w:before="160" w:after="160" w:line="240" w:lineRule="auto"/>
+      <w:spacing w:before="160"/>
       <w:jc w:val="center"/>
     </w:pPr>
     <w:rPr>
-      <w:rFonts w:ascii="Times New Roman" w:eastAsiaTheme="minorHAnsi" w:hAnsi="Times New Roman" w:cstheme="minorBidi"/>
       <w:i/>
       <w:iCs/>
       <w:color w:val="404040" w:themeColor="text1" w:themeTint="BF"/>
-      <w:sz w:val="28"/>
-      <w:szCs w:val="22"/>
     </w:rPr>
   </w:style>
   <w:style w:type="character" w:customStyle="1" w:styleId="22">
@@ -4139,15 +4012,9 @@
     <w:qFormat/>
     <w:rsid w:val="006C2AFA"/>
     <w:pPr>
-      <w:spacing w:after="160" w:line="240" w:lineRule="auto"/>
       <w:ind w:left="720"/>
       <w:contextualSpacing/>
     </w:pPr>
-    <w:rPr>
-      <w:rFonts w:ascii="Times New Roman" w:eastAsiaTheme="minorHAnsi" w:hAnsi="Times New Roman" w:cstheme="minorBidi"/>
-      <w:sz w:val="28"/>
-      <w:szCs w:val="22"/>
-    </w:rPr>
   </w:style>
   <w:style w:type="character" w:styleId="a8">
     <w:name w:val="Intense Emphasis"/>
@@ -4174,17 +4041,14 @@
         <w:top w:val="single" w:sz="4" w:space="10" w:color="2E74B5" w:themeColor="accent1" w:themeShade="BF"/>
         <w:bottom w:val="single" w:sz="4" w:space="10" w:color="2E74B5" w:themeColor="accent1" w:themeShade="BF"/>
       </w:pBdr>
-      <w:spacing w:before="360" w:after="360" w:line="240" w:lineRule="auto"/>
+      <w:spacing w:before="360" w:after="360"/>
       <w:ind w:left="864" w:right="864"/>
       <w:jc w:val="center"/>
     </w:pPr>
     <w:rPr>
-      <w:rFonts w:ascii="Times New Roman" w:eastAsiaTheme="minorHAnsi" w:hAnsi="Times New Roman" w:cstheme="minorBidi"/>
       <w:i/>
       <w:iCs/>
       <w:color w:val="2E74B5" w:themeColor="accent1" w:themeShade="BF"/>
-      <w:sz w:val="28"/>
-      <w:szCs w:val="22"/>
     </w:rPr>
   </w:style>
   <w:style w:type="character" w:customStyle="1" w:styleId="aa">
@@ -4213,6 +4077,29 @@
       <w:smallCaps/>
       <w:color w:val="2E74B5" w:themeColor="accent1" w:themeShade="BF"/>
       <w:spacing w:val="5"/>
+    </w:rPr>
+  </w:style>
+  <w:style w:type="character" w:styleId="ac">
+    <w:name w:val="Hyperlink"/>
+    <w:basedOn w:val="a0"/>
+    <w:uiPriority w:val="99"/>
+    <w:unhideWhenUsed/>
+    <w:rsid w:val="002624FF"/>
+    <w:rPr>
+      <w:color w:val="0563C1" w:themeColor="hyperlink"/>
+      <w:u w:val="single"/>
+    </w:rPr>
+  </w:style>
+  <w:style w:type="character" w:styleId="ad">
+    <w:name w:val="Unresolved Mention"/>
+    <w:basedOn w:val="a0"/>
+    <w:uiPriority w:val="99"/>
+    <w:semiHidden/>
+    <w:unhideWhenUsed/>
+    <w:rsid w:val="002624FF"/>
+    <w:rPr>
+      <w:color w:val="605E5C"/>
+      <w:shd w:val="clear" w:color="auto" w:fill="E1DFDD"/>
     </w:rPr>
   </w:style>
 </w:styles>
